--- a/pr-preview/pr-95/basic-statistical-methods-handout-tracked-changes.docx
+++ b/pr-preview/pr-95/basic-statistical-methods-handout-tracked-changes.docx
@@ -16,7 +16,7 @@
       </w:pPr>
       <w:del w:id="1" w:author="PR Preview" w:date="2026-01-01T00:00:00Z">
         <w:r>
-          <w:delText xml:space="preserve">Last modified: 2026-10-08 18:31:00 (PDT)</w:delText>
+          <w:delText xml:space="preserve">Last modified: 2026-10-08 23:15:22 (PDT)</w:delText>
         </w:r>
       </w:del>
     </w:p>
@@ -26,7 +26,7 @@
       </w:pPr>
       <w:ins w:id="2" w:author="PR Preview" w:date="2026-01-01T00:00:00Z">
         <w:r>
-          <w:t xml:space="preserve">Last modified: 2026-10-08 19:32:38 (PDT)</w:t>
+          <w:t xml:space="preserve">Last modified: 2026-10-09 01:12:45 (PDT)</w:t>
         </w:r>
       </w:ins>
     </w:p>

--- a/pr-preview/pr-95/basic-statistical-methods-handout-tracked-changes.docx
+++ b/pr-preview/pr-95/basic-statistical-methods-handout-tracked-changes.docx
@@ -16,7 +16,7 @@
       </w:pPr>
       <w:del w:id="1" w:author="PR Preview" w:date="2026-01-01T00:00:00Z">
         <w:r>
-          <w:delText xml:space="preserve">Last modified: 2026-10-08 23:15:22 (PDT)</w:delText>
+          <w:delText xml:space="preserve">Last modified: 2026-10-09 13:41:56 (PDT)</w:delText>
         </w:r>
       </w:del>
     </w:p>
@@ -26,7 +26,7 @@
       </w:pPr>
       <w:ins w:id="2" w:author="PR Preview" w:date="2026-01-01T00:00:00Z">
         <w:r>
-          <w:t xml:space="preserve">Last modified: 2026-10-09 01:12:45 (PDT)</w:t>
+          <w:t xml:space="preserve">Last modified: 2026-10-09 16:39:05 (PDT)</w:t>
         </w:r>
       </w:ins>
     </w:p>
@@ -14672,125 +14672,168 @@
       <w:r>
         <w:t xml:space="preserve">, so</w:t>
       </w:r>
-      <w:r>
-        <w:t xml:space="preserve"> </w:t>
-      </w:r>
-      <m:oMath>
-        <m:sSub>
-          <m:e>
-            <m:r>
-              <m:rPr>
-                <m:nor/>
-                <m:sty m:val="p"/>
-              </m:rPr>
-              <m:t>MS</m:t>
-            </m:r>
-          </m:e>
-          <m:sub>
-            <m:r>
-              <m:rPr>
-                <m:nor/>
-                <m:sty m:val="p"/>
-              </m:rPr>
-              <m:t>between</m:t>
-            </m:r>
-          </m:sub>
-        </m:sSub>
-        <m:r>
-          <m:rPr>
-            <m:sty m:val="p"/>
-          </m:rPr>
-          <m:t>=</m:t>
-        </m:r>
-        <m:r>
-          <m:t>13.5</m:t>
-        </m:r>
-        <m:r>
-          <m:rPr>
-            <m:sty m:val="p"/>
-          </m:rPr>
-          <m:t>/</m:t>
-        </m:r>
-        <m:r>
-          <m:t>1</m:t>
-        </m:r>
-        <m:r>
-          <m:rPr>
-            <m:sty m:val="p"/>
-          </m:rPr>
-          <m:t>=</m:t>
-        </m:r>
-        <m:r>
-          <m:t>13.5</m:t>
-        </m:r>
-      </m:oMath>
-      <w:r>
-        <w:t xml:space="preserve"> </w:t>
-      </w:r>
+    </w:p>
+    <w:p>
+      <w:pPr>
+        <w:pStyle w:val="BodyText"/>
+      </w:pPr>
+      <m:oMathPara>
+        <m:oMathParaPr>
+          <m:jc m:val="center"/>
+        </m:oMathParaPr>
+        <m:oMath>
+          <m:eqArr>
+            <m:e>
+              <m:sSub>
+                <m:e>
+                  <m:r>
+                    <m:rPr>
+                      <m:nor/>
+                      <m:sty m:val="p"/>
+                    </m:rPr>
+                    <m:t>MS</m:t>
+                  </m:r>
+                </m:e>
+                <m:sub>
+                  <m:r>
+                    <m:rPr>
+                      <m:nor/>
+                      <m:sty m:val="p"/>
+                    </m:rPr>
+                    <m:t>between</m:t>
+                  </m:r>
+                </m:sub>
+              </m:sSub>
+              <m:r>
+                <m:t>&amp;</m:t>
+              </m:r>
+              <m:r>
+                <m:rPr>
+                  <m:sty m:val="p"/>
+                </m:rPr>
+                <m:t>=</m:t>
+              </m:r>
+              <m:r>
+                <m:t>13.5</m:t>
+              </m:r>
+              <m:r>
+                <m:rPr>
+                  <m:sty m:val="p"/>
+                </m:rPr>
+                <m:t>/</m:t>
+              </m:r>
+              <m:r>
+                <m:t>1</m:t>
+              </m:r>
+            </m:e>
+            <m:e>
+              <m:r>
+                <m:t>&amp;</m:t>
+              </m:r>
+              <m:r>
+                <m:rPr>
+                  <m:sty m:val="p"/>
+                </m:rPr>
+                <m:t>=</m:t>
+              </m:r>
+              <m:r>
+                <m:t>13.5</m:t>
+              </m:r>
+            </m:e>
+          </m:eqArr>
+        </m:oMath>
+      </m:oMathPara>
+    </w:p>
+    <w:p>
+      <w:pPr>
+        <w:pStyle w:val="FirstParagraph"/>
+      </w:pPr>
       <w:r>
         <w:t xml:space="preserve">and</w:t>
       </w:r>
-      <w:r>
-        <w:t xml:space="preserve"> </w:t>
-      </w:r>
-      <m:oMath>
-        <m:sSub>
-          <m:e>
-            <m:r>
-              <m:rPr>
-                <m:nor/>
-                <m:sty m:val="p"/>
-              </m:rPr>
-              <m:t>MS</m:t>
-            </m:r>
-          </m:e>
-          <m:sub>
-            <m:r>
-              <m:rPr>
-                <m:nor/>
-                <m:sty m:val="p"/>
-              </m:rPr>
-              <m:t>within</m:t>
-            </m:r>
-          </m:sub>
-        </m:sSub>
-        <m:r>
-          <m:rPr>
-            <m:sty m:val="p"/>
-          </m:rPr>
-          <m:t>=</m:t>
-        </m:r>
-        <m:r>
-          <m:t>4</m:t>
-        </m:r>
-        <m:r>
-          <m:rPr>
-            <m:sty m:val="p"/>
-          </m:rPr>
-          <m:t>/</m:t>
-        </m:r>
-        <m:r>
-          <m:t>4</m:t>
-        </m:r>
-        <m:r>
-          <m:rPr>
-            <m:sty m:val="p"/>
-          </m:rPr>
-          <m:t>=</m:t>
-        </m:r>
-        <m:r>
-          <m:t>1</m:t>
-        </m:r>
-      </m:oMath>
-      <w:r>
-        <w:t xml:space="preserve">.</w:t>
-      </w:r>
+    </w:p>
+    <w:p>
+      <w:pPr>
+        <w:pStyle w:val="BodyText"/>
+      </w:pPr>
+      <m:oMathPara>
+        <m:oMathParaPr>
+          <m:jc m:val="center"/>
+        </m:oMathParaPr>
+        <m:oMath>
+          <m:eqArr>
+            <m:e>
+              <m:sSub>
+                <m:e>
+                  <m:r>
+                    <m:rPr>
+                      <m:nor/>
+                      <m:sty m:val="p"/>
+                    </m:rPr>
+                    <m:t>MS</m:t>
+                  </m:r>
+                </m:e>
+                <m:sub>
+                  <m:r>
+                    <m:rPr>
+                      <m:nor/>
+                      <m:sty m:val="p"/>
+                    </m:rPr>
+                    <m:t>within</m:t>
+                  </m:r>
+                </m:sub>
+              </m:sSub>
+              <m:r>
+                <m:t>&amp;</m:t>
+              </m:r>
+              <m:r>
+                <m:rPr>
+                  <m:sty m:val="p"/>
+                </m:rPr>
+                <m:t>=</m:t>
+              </m:r>
+              <m:r>
+                <m:t>4</m:t>
+              </m:r>
+              <m:r>
+                <m:rPr>
+                  <m:sty m:val="p"/>
+                </m:rPr>
+                <m:t>/</m:t>
+              </m:r>
+              <m:r>
+                <m:t>4</m:t>
+              </m:r>
+            </m:e>
+            <m:e>
+              <m:r>
+                <m:t>&amp;</m:t>
+              </m:r>
+              <m:r>
+                <m:rPr>
+                  <m:sty m:val="p"/>
+                </m:rPr>
+                <m:t>=</m:t>
+              </m:r>
+              <m:r>
+                <m:t>1</m:t>
+              </m:r>
+              <m:r>
+                <m:rPr>
+                  <m:sty m:val="p"/>
+                </m:rPr>
+                <m:t>.</m:t>
+              </m:r>
+            </m:e>
+          </m:eqArr>
+        </m:oMath>
+      </m:oMathPara>
     </w:p>
     <w:bookmarkEnd w:id="67"/>
     <w:bookmarkStart w:id="69" w:name="def-one-way-anova"/>
     <w:p>
       <w:pPr>
-        <w:pStyle w:val="BodyText"/>
+        <w:pStyle w:val="FirstParagraph"/>
       </w:pPr>
       <w:r>
         <w:rPr>
@@ -14896,92 +14939,118 @@
       <w:r>
         <w:t xml:space="preserve">F-test of</w:t>
       </w:r>
-      <w:r>
-        <w:t xml:space="preserve"> </w:t>
-      </w:r>
-      <m:oMath>
-        <m:sSub>
-          <m:e>
-            <m:r>
-              <m:t>H</m:t>
-            </m:r>
-          </m:e>
-          <m:sub>
-            <m:r>
-              <m:t>0</m:t>
-            </m:r>
-          </m:sub>
-        </m:sSub>
-        <m:r>
-          <m:rPr>
-            <m:sty m:val="p"/>
-          </m:rPr>
-          <m:t>:</m:t>
-        </m:r>
-        <m:sSub>
-          <m:e>
-            <m:r>
-              <m:t>μ</m:t>
-            </m:r>
-          </m:e>
-          <m:sub>
-            <m:r>
-              <m:t>1</m:t>
-            </m:r>
-          </m:sub>
-        </m:sSub>
-        <m:r>
-          <m:rPr>
-            <m:sty m:val="p"/>
-          </m:rPr>
-          <m:t>=</m:t>
-        </m:r>
-        <m:sSub>
-          <m:e>
-            <m:r>
-              <m:t>μ</m:t>
-            </m:r>
-          </m:e>
-          <m:sub>
-            <m:r>
-              <m:t>2</m:t>
-            </m:r>
-          </m:sub>
-        </m:sSub>
-        <m:r>
-          <m:rPr>
-            <m:sty m:val="p"/>
-          </m:rPr>
-          <m:t>=</m:t>
-        </m:r>
-        <m:r>
-          <m:rPr>
-            <m:sty m:val="p"/>
-          </m:rPr>
-          <m:t>⋯</m:t>
-        </m:r>
-        <m:r>
-          <m:rPr>
-            <m:sty m:val="p"/>
-          </m:rPr>
-          <m:t>=</m:t>
-        </m:r>
-        <m:sSub>
-          <m:e>
-            <m:r>
-              <m:t>μ</m:t>
-            </m:r>
-          </m:e>
-          <m:sub>
-            <m:r>
-              <m:t>k</m:t>
-            </m:r>
-          </m:sub>
-        </m:sSub>
-      </m:oMath>
-      <w:r>
-        <w:t xml:space="preserve"> </w:t>
-      </w:r>
+    </w:p>
+    <w:p>
+      <w:pPr>
+        <w:pStyle w:val="BodyText"/>
+      </w:pPr>
+      <m:oMathPara>
+        <m:oMathParaPr>
+          <m:jc m:val="center"/>
+        </m:oMathParaPr>
+        <m:oMath>
+          <m:eqArr>
+            <m:e>
+              <m:sSub>
+                <m:e>
+                  <m:r>
+                    <m:t>H</m:t>
+                  </m:r>
+                </m:e>
+                <m:sub>
+                  <m:r>
+                    <m:t>0</m:t>
+                  </m:r>
+                </m:sub>
+              </m:sSub>
+              <m:r>
+                <m:rPr>
+                  <m:sty m:val="p"/>
+                </m:rPr>
+                <m:t>:</m:t>
+              </m:r>
+              <m:sSub>
+                <m:e>
+                  <m:r>
+                    <m:t>μ</m:t>
+                  </m:r>
+                </m:e>
+                <m:sub>
+                  <m:r>
+                    <m:t>1</m:t>
+                  </m:r>
+                </m:sub>
+              </m:sSub>
+              <m:r>
+                <m:t>&amp;</m:t>
+              </m:r>
+              <m:r>
+                <m:rPr>
+                  <m:sty m:val="p"/>
+                </m:rPr>
+                <m:t>=</m:t>
+              </m:r>
+              <m:sSub>
+                <m:e>
+                  <m:r>
+                    <m:t>μ</m:t>
+                  </m:r>
+                </m:e>
+                <m:sub>
+                  <m:r>
+                    <m:t>2</m:t>
+                  </m:r>
+                </m:sub>
+              </m:sSub>
+            </m:e>
+            <m:e>
+              <m:r>
+                <m:t>&amp;</m:t>
+              </m:r>
+              <m:r>
+                <m:rPr>
+                  <m:sty m:val="p"/>
+                </m:rPr>
+                <m:t>=</m:t>
+              </m:r>
+              <m:r>
+                <m:rPr>
+                  <m:sty m:val="p"/>
+                </m:rPr>
+                <m:t>⋯</m:t>
+              </m:r>
+            </m:e>
+            <m:e>
+              <m:r>
+                <m:t>&amp;</m:t>
+              </m:r>
+              <m:r>
+                <m:rPr>
+                  <m:sty m:val="p"/>
+                </m:rPr>
+                <m:t>=</m:t>
+              </m:r>
+              <m:sSub>
+                <m:e>
+                  <m:r>
+                    <m:t>μ</m:t>
+                  </m:r>
+                </m:e>
+                <m:sub>
+                  <m:r>
+                    <m:t>k</m:t>
+                  </m:r>
+                </m:sub>
+              </m:sSub>
+            </m:e>
+          </m:eqArr>
+        </m:oMath>
+      </m:oMathPara>
+    </w:p>
+    <w:p>
+      <w:pPr>
+        <w:pStyle w:val="FirstParagraph"/>
+      </w:pPr>
       <w:r>
         <w:t xml:space="preserve">against the alternative that at least two group means differ</w:t>
       </w:r>
@@ -15294,50 +15363,72 @@
       <w:r>
         <w:t xml:space="preserve">,</w:t>
       </w:r>
-      <w:r>
-        <w:t xml:space="preserve"> </w:t>
-      </w:r>
-      <m:oMath>
-        <m:r>
-          <m:t>F</m:t>
-        </m:r>
-        <m:r>
-          <m:rPr>
-            <m:sty m:val="p"/>
-          </m:rPr>
-          <m:t>=</m:t>
-        </m:r>
-        <m:r>
-          <m:t>13.5</m:t>
-        </m:r>
-        <m:r>
-          <m:rPr>
-            <m:sty m:val="p"/>
-          </m:rPr>
-          <m:t>/</m:t>
-        </m:r>
-        <m:r>
-          <m:t>1</m:t>
-        </m:r>
-        <m:r>
-          <m:rPr>
-            <m:sty m:val="p"/>
-          </m:rPr>
-          <m:t>=</m:t>
-        </m:r>
-        <m:r>
-          <m:t>13.5</m:t>
-        </m:r>
-      </m:oMath>
-      <w:r>
-        <w:t xml:space="preserve">.</w:t>
-      </w:r>
+    </w:p>
+    <w:p>
+      <w:pPr>
+        <w:pStyle w:val="BodyText"/>
+      </w:pPr>
+      <m:oMathPara>
+        <m:oMathParaPr>
+          <m:jc m:val="center"/>
+        </m:oMathParaPr>
+        <m:oMath>
+          <m:eqArr>
+            <m:e>
+              <m:r>
+                <m:t>F</m:t>
+              </m:r>
+              <m:r>
+                <m:t>&amp;</m:t>
+              </m:r>
+              <m:r>
+                <m:rPr>
+                  <m:sty m:val="p"/>
+                </m:rPr>
+                <m:t>=</m:t>
+              </m:r>
+              <m:r>
+                <m:t>13.5</m:t>
+              </m:r>
+              <m:r>
+                <m:rPr>
+                  <m:sty m:val="p"/>
+                </m:rPr>
+                <m:t>/</m:t>
+              </m:r>
+              <m:r>
+                <m:t>1</m:t>
+              </m:r>
+            </m:e>
+            <m:e>
+              <m:r>
+                <m:t>&amp;</m:t>
+              </m:r>
+              <m:r>
+                <m:rPr>
+                  <m:sty m:val="p"/>
+                </m:rPr>
+                <m:t>=</m:t>
+              </m:r>
+              <m:r>
+                <m:t>13.5</m:t>
+              </m:r>
+              <m:r>
+                <m:rPr>
+                  <m:sty m:val="p"/>
+                </m:rPr>
+                <m:t>.</m:t>
+              </m:r>
+            </m:e>
+          </m:eqArr>
+        </m:oMath>
+      </m:oMathPara>
     </w:p>
     <w:bookmarkEnd w:id="70"/>
     <w:bookmarkStart w:id="71" w:name="thm-anova-null"/>
     <w:p>
       <w:pPr>
-        <w:pStyle w:val="BodyText"/>
+        <w:pStyle w:val="FirstParagraph"/>
       </w:pPr>
       <w:r>
         <w:rPr>
@@ -15450,74 +15541,95 @@
       <w:r>
         <w:t xml:space="preserve">If</w:t>
       </w:r>
-      <w:r>
-        <w:t xml:space="preserve"> </w:t>
-      </w:r>
-      <m:oMath>
-        <m:sSub>
-          <m:e>
-            <m:r>
-              <m:t>H</m:t>
-            </m:r>
-          </m:e>
-          <m:sub>
-            <m:r>
-              <m:t>0</m:t>
-            </m:r>
-          </m:sub>
-        </m:sSub>
-        <m:r>
-          <m:rPr>
-            <m:sty m:val="p"/>
-          </m:rPr>
-          <m:t>:</m:t>
-        </m:r>
-        <m:sSub>
-          <m:e>
-            <m:r>
-              <m:t>μ</m:t>
-            </m:r>
-          </m:e>
-          <m:sub>
-            <m:r>
-              <m:t>1</m:t>
-            </m:r>
-          </m:sub>
-        </m:sSub>
-        <m:r>
-          <m:rPr>
-            <m:sty m:val="p"/>
-          </m:rPr>
-          <m:t>=</m:t>
-        </m:r>
-        <m:r>
-          <m:rPr>
-            <m:sty m:val="p"/>
-          </m:rPr>
-          <m:t>⋯</m:t>
-        </m:r>
-        <m:r>
-          <m:rPr>
-            <m:sty m:val="p"/>
-          </m:rPr>
-          <m:t>=</m:t>
-        </m:r>
-        <m:sSub>
-          <m:e>
-            <m:r>
-              <m:t>μ</m:t>
-            </m:r>
-          </m:e>
-          <m:sub>
-            <m:r>
-              <m:t>k</m:t>
-            </m:r>
-          </m:sub>
-        </m:sSub>
-      </m:oMath>
-      <w:r>
-        <w:t xml:space="preserve"> </w:t>
-      </w:r>
+    </w:p>
+    <w:p>
+      <w:pPr>
+        <w:pStyle w:val="BodyText"/>
+      </w:pPr>
+      <m:oMathPara>
+        <m:oMathParaPr>
+          <m:jc m:val="center"/>
+        </m:oMathParaPr>
+        <m:oMath>
+          <m:eqArr>
+            <m:e>
+              <m:sSub>
+                <m:e>
+                  <m:r>
+                    <m:t>H</m:t>
+                  </m:r>
+                </m:e>
+                <m:sub>
+                  <m:r>
+                    <m:t>0</m:t>
+                  </m:r>
+                </m:sub>
+              </m:sSub>
+              <m:r>
+                <m:rPr>
+                  <m:sty m:val="p"/>
+                </m:rPr>
+                <m:t>:</m:t>
+              </m:r>
+              <m:sSub>
+                <m:e>
+                  <m:r>
+                    <m:t>μ</m:t>
+                  </m:r>
+                </m:e>
+                <m:sub>
+                  <m:r>
+                    <m:t>1</m:t>
+                  </m:r>
+                </m:sub>
+              </m:sSub>
+              <m:r>
+                <m:t>&amp;</m:t>
+              </m:r>
+              <m:r>
+                <m:rPr>
+                  <m:sty m:val="p"/>
+                </m:rPr>
+                <m:t>=</m:t>
+              </m:r>
+              <m:r>
+                <m:rPr>
+                  <m:sty m:val="p"/>
+                </m:rPr>
+                <m:t>⋯</m:t>
+              </m:r>
+            </m:e>
+            <m:e>
+              <m:r>
+                <m:t>&amp;</m:t>
+              </m:r>
+              <m:r>
+                <m:rPr>
+                  <m:sty m:val="p"/>
+                </m:rPr>
+                <m:t>=</m:t>
+              </m:r>
+              <m:sSub>
+                <m:e>
+                  <m:r>
+                    <m:t>μ</m:t>
+                  </m:r>
+                </m:e>
+                <m:sub>
+                  <m:r>
+                    <m:t>k</m:t>
+                  </m:r>
+                </m:sub>
+              </m:sSub>
+            </m:e>
+          </m:eqArr>
+        </m:oMath>
+      </m:oMathPara>
+    </w:p>
+    <w:p>
+      <w:pPr>
+        <w:pStyle w:val="FirstParagraph"/>
+      </w:pPr>
       <w:r>
         <w:t xml:space="preserve">holds,</w:t>
       </w:r>
@@ -16792,72 +16904,333 @@
         <w:t xml:space="preserve">|&gt;</w:t>
       </w:r>
       <w:r>
-        <w:rPr>
-          <w:rStyle w:val="NormalTok"/>
-        </w:rPr>
-        <w:t xml:space="preserve"> </w:t>
+        <w:br/>
+      </w:r>
+      <w:r>
+        <w:rPr>
+          <w:rStyle w:val="NormalTok"/>
+        </w:rPr>
+        <w:t xml:space="preserve">  parameters</w:t>
+      </w:r>
+      <w:r>
+        <w:rPr>
+          <w:rStyle w:val="SpecialCharTok"/>
+        </w:rPr>
+        <w:t xml:space="preserve">::</w:t>
       </w:r>
       <w:r>
         <w:rPr>
           <w:rStyle w:val="FunctionTok"/>
         </w:rPr>
-        <w:t xml:space="preserve">summary</w:t>
-      </w:r>
-      <w:r>
-        <w:rPr>
-          <w:rStyle w:val="NormalTok"/>
-        </w:rPr>
-        <w:t xml:space="preserve">()</w:t>
+        <w:t xml:space="preserve">parameters</w:t>
+      </w:r>
+      <w:r>
+        <w:rPr>
+          <w:rStyle w:val="NormalTok"/>
+        </w:rPr>
+        <w:t xml:space="preserve">() </w:t>
+      </w:r>
+      <w:r>
+        <w:rPr>
+          <w:rStyle w:val="SpecialCharTok"/>
+        </w:rPr>
+        <w:t xml:space="preserve">|&gt;</w:t>
       </w:r>
       <w:r>
         <w:br/>
       </w:r>
       <w:r>
         <w:rPr>
-          <w:rStyle w:val="CommentTok"/>
-        </w:rPr>
-        <w:t xml:space="preserve">#&gt;               Df  Sum Sq Mean Sq F value  Pr(&gt;F)    </w:t>
-      </w:r>
-      <w:r>
-        <w:br/>
-      </w:r>
-      <w:r>
-        <w:rPr>
-          <w:rStyle w:val="CommentTok"/>
-        </w:rPr>
-        <w:t xml:space="preserve">#&gt; raceth         2   45919   22959    17.1 4.1e-08 ***</w:t>
-      </w:r>
-      <w:r>
-        <w:br/>
-      </w:r>
-      <w:r>
-        <w:rPr>
-          <w:rStyle w:val="CommentTok"/>
-        </w:rPr>
-        <w:t xml:space="preserve">#&gt; Residuals   2760 3704543    1342                    </w:t>
-      </w:r>
-      <w:r>
-        <w:br/>
-      </w:r>
-      <w:r>
-        <w:rPr>
-          <w:rStyle w:val="CommentTok"/>
-        </w:rPr>
-        <w:t xml:space="preserve">#&gt; ---</w:t>
-      </w:r>
-      <w:r>
-        <w:br/>
-      </w:r>
-      <w:r>
-        <w:rPr>
-          <w:rStyle w:val="CommentTok"/>
-        </w:rPr>
-        <w:t xml:space="preserve">#&gt; Signif. codes:  0 '***' 0.001 '**' 0.01 '*' 0.05 '.' 0.1 ' ' 1</w:t>
+          <w:rStyle w:val="NormalTok"/>
+        </w:rPr>
+        <w:t xml:space="preserve">  parameters</w:t>
+      </w:r>
+      <w:r>
+        <w:rPr>
+          <w:rStyle w:val="SpecialCharTok"/>
+        </w:rPr>
+        <w:t xml:space="preserve">::</w:t>
+      </w:r>
+      <w:r>
+        <w:rPr>
+          <w:rStyle w:val="FunctionTok"/>
+        </w:rPr>
+        <w:t xml:space="preserve">print_md</w:t>
+      </w:r>
+      <w:r>
+        <w:rPr>
+          <w:rStyle w:val="NormalTok"/>
+        </w:rPr>
+        <w:t xml:space="preserve">(</w:t>
+      </w:r>
+      <w:r>
+        <w:rPr>
+          <w:rStyle w:val="AttributeTok"/>
+        </w:rPr>
+        <w:t xml:space="preserve">digits =</w:t>
+      </w:r>
+      <w:r>
+        <w:rPr>
+          <w:rStyle w:val="NormalTok"/>
+        </w:rPr>
+        <w:t xml:space="preserve"> </w:t>
+      </w:r>
+      <w:r>
+        <w:rPr>
+          <w:rStyle w:val="DecValTok"/>
+        </w:rPr>
+        <w:t xml:space="preserve">3</w:t>
+      </w:r>
+      <w:r>
+        <w:rPr>
+          <w:rStyle w:val="NormalTok"/>
+        </w:rPr>
+        <w:t xml:space="preserve">)</w:t>
+      </w:r>
+    </w:p>
+    <w:tbl>
+      <w:tblPr>
+        <w:tblStyle w:val="Table"/>
+        <w:tblW w:type="auto" w:w="0"/>
+        <w:tblLook w:firstRow="1" w:lastRow="0" w:firstColumn="0" w:lastColumn="0" w:noHBand="0" w:noVBand="0" w:val="0020"/>
+      </w:tblPr>
+      <w:tblGrid>
+        <w:gridCol w:w="1320"/>
+        <w:gridCol w:w="1320"/>
+        <w:gridCol w:w="1320"/>
+        <w:gridCol w:w="1320"/>
+        <w:gridCol w:w="1320"/>
+        <w:gridCol w:w="1320"/>
+      </w:tblGrid>
+      <w:tr>
+        <w:trPr>
+          <w:tblHeader w:val="on"/>
+        </w:trPr>
+        <w:tc>
+          <w:tcPr/>
+          <w:p>
+            <w:pPr>
+              <w:pStyle w:val="Compact"/>
+              <w:jc w:val="left"/>
+            </w:pPr>
+            <w:r>
+              <w:t xml:space="preserve">Parameter</w:t>
+            </w:r>
+          </w:p>
+        </w:tc>
+        <w:tc>
+          <w:tcPr/>
+          <w:p>
+            <w:pPr>
+              <w:pStyle w:val="Compact"/>
+              <w:jc w:val="center"/>
+            </w:pPr>
+            <w:r>
+              <w:t xml:space="preserve">Sum_Squares</w:t>
+            </w:r>
+          </w:p>
+        </w:tc>
+        <w:tc>
+          <w:tcPr/>
+          <w:p>
+            <w:pPr>
+              <w:pStyle w:val="Compact"/>
+              <w:jc w:val="center"/>
+            </w:pPr>
+            <w:r>
+              <w:t xml:space="preserve">df</w:t>
+            </w:r>
+          </w:p>
+        </w:tc>
+        <w:tc>
+          <w:tcPr/>
+          <w:p>
+            <w:pPr>
+              <w:pStyle w:val="Compact"/>
+              <w:jc w:val="center"/>
+            </w:pPr>
+            <w:r>
+              <w:t xml:space="preserve">Mean_Square</w:t>
+            </w:r>
+          </w:p>
+        </w:tc>
+        <w:tc>
+          <w:tcPr/>
+          <w:p>
+            <w:pPr>
+              <w:pStyle w:val="Compact"/>
+              <w:jc w:val="center"/>
+            </w:pPr>
+            <w:r>
+              <w:t xml:space="preserve">F</w:t>
+            </w:r>
+          </w:p>
+        </w:tc>
+        <w:tc>
+          <w:tcPr/>
+          <w:p>
+            <w:pPr>
+              <w:pStyle w:val="Compact"/>
+              <w:jc w:val="center"/>
+            </w:pPr>
+            <w:r>
+              <w:t xml:space="preserve">p</w:t>
+            </w:r>
+          </w:p>
+        </w:tc>
+      </w:tr>
+      <w:tr>
+        <w:tc>
+          <w:tcPr/>
+          <w:p>
+            <w:pPr>
+              <w:pStyle w:val="Compact"/>
+              <w:jc w:val="left"/>
+            </w:pPr>
+            <w:r>
+              <w:t xml:space="preserve">raceth</w:t>
+            </w:r>
+          </w:p>
+        </w:tc>
+        <w:tc>
+          <w:tcPr/>
+          <w:p>
+            <w:pPr>
+              <w:pStyle w:val="Compact"/>
+              <w:jc w:val="center"/>
+            </w:pPr>
+            <w:r>
+              <w:t xml:space="preserve">45918.814</w:t>
+            </w:r>
+          </w:p>
+        </w:tc>
+        <w:tc>
+          <w:tcPr/>
+          <w:p>
+            <w:pPr>
+              <w:pStyle w:val="Compact"/>
+              <w:jc w:val="center"/>
+            </w:pPr>
+            <w:r>
+              <w:t xml:space="preserve">2</w:t>
+            </w:r>
+          </w:p>
+        </w:tc>
+        <w:tc>
+          <w:tcPr/>
+          <w:p>
+            <w:pPr>
+              <w:pStyle w:val="Compact"/>
+              <w:jc w:val="center"/>
+            </w:pPr>
+            <w:r>
+              <w:t xml:space="preserve">22959.407</w:t>
+            </w:r>
+          </w:p>
+        </w:tc>
+        <w:tc>
+          <w:tcPr/>
+          <w:p>
+            <w:pPr>
+              <w:pStyle w:val="Compact"/>
+              <w:jc w:val="center"/>
+            </w:pPr>
+            <w:r>
+              <w:t xml:space="preserve">17.105</w:t>
+            </w:r>
+          </w:p>
+        </w:tc>
+        <w:tc>
+          <w:tcPr/>
+          <w:p>
+            <w:pPr>
+              <w:pStyle w:val="Compact"/>
+              <w:jc w:val="center"/>
+            </w:pPr>
+            <w:r>
+              <w:t xml:space="preserve">&lt; .001</w:t>
+            </w:r>
+          </w:p>
+        </w:tc>
+      </w:tr>
+      <w:tr>
+        <w:tc>
+          <w:tcPr/>
+          <w:p>
+            <w:pPr>
+              <w:pStyle w:val="Compact"/>
+              <w:jc w:val="left"/>
+            </w:pPr>
+            <w:r>
+              <w:t xml:space="preserve">Residuals</w:t>
+            </w:r>
+          </w:p>
+        </w:tc>
+        <w:tc>
+          <w:tcPr/>
+          <w:p>
+            <w:pPr>
+              <w:pStyle w:val="Compact"/>
+              <w:jc w:val="center"/>
+            </w:pPr>
+            <w:r>
+              <w:t xml:space="preserve">3.705e+06</w:t>
+            </w:r>
+          </w:p>
+        </w:tc>
+        <w:tc>
+          <w:tcPr/>
+          <w:p>
+            <w:pPr>
+              <w:pStyle w:val="Compact"/>
+              <w:jc w:val="center"/>
+            </w:pPr>
+            <w:r>
+              <w:t xml:space="preserve">2760</w:t>
+            </w:r>
+          </w:p>
+        </w:tc>
+        <w:tc>
+          <w:tcPr/>
+          <w:p>
+            <w:pPr>
+              <w:pStyle w:val="Compact"/>
+              <w:jc w:val="center"/>
+            </w:pPr>
+            <w:r>
+              <w:t xml:space="preserve">1342.226</w:t>
+            </w:r>
+          </w:p>
+        </w:tc>
+        <w:tc>
+          <w:tcPr/>
+          <w:p>
+            <w:pPr>
+              <w:pStyle w:val="Compact"/>
+            </w:pPr>
+          </w:p>
+        </w:tc>
+        <w:tc>
+          <w:tcPr/>
+          <w:p>
+            <w:pPr>
+              <w:pStyle w:val="Compact"/>
+            </w:pPr>
+          </w:p>
+        </w:tc>
+      </w:tr>
+    </w:tbl>
+    <w:p>
+      <w:pPr>
+        <w:pStyle w:val="BodyText"/>
+      </w:pPr>
+      <w:r>
+        <w:t xml:space="preserve">Anova Table (Type 1 tests)</w:t>
       </w:r>
     </w:p>
     <w:p>
       <w:pPr>
-        <w:pStyle w:val="FirstParagraph"/>
+        <w:pStyle w:val="BodyText"/>
       </w:pPr>
       <w:r>
         <w:t xml:space="preserve">The p-value is far below 0.05:</w:t>
@@ -17155,10 +17528,13 @@
         <w:t xml:space="preserve">|&gt;</w:t>
       </w:r>
       <w:r>
-        <w:rPr>
-          <w:rStyle w:val="NormalTok"/>
-        </w:rPr>
-        <w:t xml:space="preserve"> </w:t>
+        <w:br/>
+      </w:r>
+      <w:r>
+        <w:rPr>
+          <w:rStyle w:val="NormalTok"/>
+        </w:rPr>
+        <w:t xml:space="preserve">  </w:t>
       </w:r>
       <w:r>
         <w:rPr>
@@ -17170,57 +17546,358 @@
         <w:rPr>
           <w:rStyle w:val="NormalTok"/>
         </w:rPr>
-        <w:t xml:space="preserve">()</w:t>
+        <w:t xml:space="preserve">() </w:t>
+      </w:r>
+      <w:r>
+        <w:rPr>
+          <w:rStyle w:val="SpecialCharTok"/>
+        </w:rPr>
+        <w:t xml:space="preserve">|&gt;</w:t>
       </w:r>
       <w:r>
         <w:br/>
       </w:r>
       <w:r>
         <w:rPr>
-          <w:rStyle w:val="CommentTok"/>
-        </w:rPr>
-        <w:t xml:space="preserve">#&gt; # A tibble: 2 × 5</w:t>
+          <w:rStyle w:val="NormalTok"/>
+        </w:rPr>
+        <w:t xml:space="preserve">  parameters</w:t>
+      </w:r>
+      <w:r>
+        <w:rPr>
+          <w:rStyle w:val="SpecialCharTok"/>
+        </w:rPr>
+        <w:t xml:space="preserve">::</w:t>
+      </w:r>
+      <w:r>
+        <w:rPr>
+          <w:rStyle w:val="FunctionTok"/>
+        </w:rPr>
+        <w:t xml:space="preserve">parameters</w:t>
+      </w:r>
+      <w:r>
+        <w:rPr>
+          <w:rStyle w:val="NormalTok"/>
+        </w:rPr>
+        <w:t xml:space="preserve">() </w:t>
+      </w:r>
+      <w:r>
+        <w:rPr>
+          <w:rStyle w:val="SpecialCharTok"/>
+        </w:rPr>
+        <w:t xml:space="preserve">|&gt;</w:t>
       </w:r>
       <w:r>
         <w:br/>
       </w:r>
       <w:r>
         <w:rPr>
-          <w:rStyle w:val="CommentTok"/>
-        </w:rPr>
-        <w:t xml:space="preserve">#&gt;      Df `Sum Sq` `Mean Sq` `F value`      `Pr(&gt;F)`</w:t>
-      </w:r>
-      <w:r>
-        <w:br/>
-      </w:r>
-      <w:r>
-        <w:rPr>
-          <w:rStyle w:val="CommentTok"/>
-        </w:rPr>
-        <w:t xml:space="preserve">#&gt;   &lt;int&gt;    &lt;dbl&gt;     &lt;dbl&gt;     &lt;dbl&gt;         &lt;dbl&gt;</w:t>
-      </w:r>
-      <w:r>
-        <w:br/>
-      </w:r>
-      <w:r>
-        <w:rPr>
-          <w:rStyle w:val="CommentTok"/>
-        </w:rPr>
-        <w:t xml:space="preserve">#&gt; 1     2   45919.    22959.      17.1  0.0000000414</w:t>
-      </w:r>
-      <w:r>
-        <w:br/>
-      </w:r>
-      <w:r>
-        <w:rPr>
-          <w:rStyle w:val="CommentTok"/>
-        </w:rPr>
-        <w:t xml:space="preserve">#&gt; 2  2760 3704543.     1342.      NA   NA</w:t>
+          <w:rStyle w:val="NormalTok"/>
+        </w:rPr>
+        <w:t xml:space="preserve">  parameters</w:t>
+      </w:r>
+      <w:r>
+        <w:rPr>
+          <w:rStyle w:val="SpecialCharTok"/>
+        </w:rPr>
+        <w:t xml:space="preserve">::</w:t>
+      </w:r>
+      <w:r>
+        <w:rPr>
+          <w:rStyle w:val="FunctionTok"/>
+        </w:rPr>
+        <w:t xml:space="preserve">print_md</w:t>
+      </w:r>
+      <w:r>
+        <w:rPr>
+          <w:rStyle w:val="NormalTok"/>
+        </w:rPr>
+        <w:t xml:space="preserve">(</w:t>
+      </w:r>
+      <w:r>
+        <w:rPr>
+          <w:rStyle w:val="AttributeTok"/>
+        </w:rPr>
+        <w:t xml:space="preserve">digits =</w:t>
+      </w:r>
+      <w:r>
+        <w:rPr>
+          <w:rStyle w:val="NormalTok"/>
+        </w:rPr>
+        <w:t xml:space="preserve"> </w:t>
+      </w:r>
+      <w:r>
+        <w:rPr>
+          <w:rStyle w:val="DecValTok"/>
+        </w:rPr>
+        <w:t xml:space="preserve">3</w:t>
+      </w:r>
+      <w:r>
+        <w:rPr>
+          <w:rStyle w:val="NormalTok"/>
+        </w:rPr>
+        <w:t xml:space="preserve">, </w:t>
+      </w:r>
+      <w:r>
+        <w:rPr>
+          <w:rStyle w:val="AttributeTok"/>
+        </w:rPr>
+        <w:t xml:space="preserve">footer =</w:t>
+      </w:r>
+      <w:r>
+        <w:rPr>
+          <w:rStyle w:val="NormalTok"/>
+        </w:rPr>
+        <w:t xml:space="preserve"> </w:t>
+      </w:r>
+      <w:r>
+        <w:rPr>
+          <w:rStyle w:val="StringTok"/>
+        </w:rPr>
+        <w:t xml:space="preserve">""</w:t>
+      </w:r>
+      <w:r>
+        <w:rPr>
+          <w:rStyle w:val="NormalTok"/>
+        </w:rPr>
+        <w:t xml:space="preserve">)</w:t>
       </w:r>
     </w:p>
+    <w:tbl>
+      <w:tblPr>
+        <w:tblStyle w:val="Table"/>
+        <w:tblW w:type="auto" w:w="0"/>
+        <w:tblLook w:firstRow="1" w:lastRow="0" w:firstColumn="0" w:lastColumn="0" w:noHBand="0" w:noVBand="0" w:val="0020"/>
+      </w:tblPr>
+      <w:tblGrid>
+        <w:gridCol w:w="1320"/>
+        <w:gridCol w:w="1320"/>
+        <w:gridCol w:w="1320"/>
+        <w:gridCol w:w="1320"/>
+        <w:gridCol w:w="1320"/>
+        <w:gridCol w:w="1320"/>
+      </w:tblGrid>
+      <w:tr>
+        <w:trPr>
+          <w:tblHeader w:val="on"/>
+        </w:trPr>
+        <w:tc>
+          <w:tcPr/>
+          <w:p>
+            <w:pPr>
+              <w:pStyle w:val="Compact"/>
+              <w:jc w:val="left"/>
+            </w:pPr>
+            <w:r>
+              <w:t xml:space="preserve">Parameter</w:t>
+            </w:r>
+          </w:p>
+        </w:tc>
+        <w:tc>
+          <w:tcPr/>
+          <w:p>
+            <w:pPr>
+              <w:pStyle w:val="Compact"/>
+              <w:jc w:val="center"/>
+            </w:pPr>
+            <w:r>
+              <w:t xml:space="preserve">Sum_Squares</w:t>
+            </w:r>
+          </w:p>
+        </w:tc>
+        <w:tc>
+          <w:tcPr/>
+          <w:p>
+            <w:pPr>
+              <w:pStyle w:val="Compact"/>
+              <w:jc w:val="center"/>
+            </w:pPr>
+            <w:r>
+              <w:t xml:space="preserve">df</w:t>
+            </w:r>
+          </w:p>
+        </w:tc>
+        <w:tc>
+          <w:tcPr/>
+          <w:p>
+            <w:pPr>
+              <w:pStyle w:val="Compact"/>
+              <w:jc w:val="center"/>
+            </w:pPr>
+            <w:r>
+              <w:t xml:space="preserve">Mean_Square</w:t>
+            </w:r>
+          </w:p>
+        </w:tc>
+        <w:tc>
+          <w:tcPr/>
+          <w:p>
+            <w:pPr>
+              <w:pStyle w:val="Compact"/>
+              <w:jc w:val="center"/>
+            </w:pPr>
+            <w:r>
+              <w:t xml:space="preserve">F</w:t>
+            </w:r>
+          </w:p>
+        </w:tc>
+        <w:tc>
+          <w:tcPr/>
+          <w:p>
+            <w:pPr>
+              <w:pStyle w:val="Compact"/>
+              <w:jc w:val="center"/>
+            </w:pPr>
+            <w:r>
+              <w:t xml:space="preserve">p</w:t>
+            </w:r>
+          </w:p>
+        </w:tc>
+      </w:tr>
+      <w:tr>
+        <w:tc>
+          <w:tcPr/>
+          <w:p>
+            <w:pPr>
+              <w:pStyle w:val="Compact"/>
+              <w:jc w:val="left"/>
+            </w:pPr>
+            <w:r>
+              <w:t xml:space="preserve">raceth</w:t>
+            </w:r>
+          </w:p>
+        </w:tc>
+        <w:tc>
+          <w:tcPr/>
+          <w:p>
+            <w:pPr>
+              <w:pStyle w:val="Compact"/>
+              <w:jc w:val="center"/>
+            </w:pPr>
+            <w:r>
+              <w:t xml:space="preserve">45918.814</w:t>
+            </w:r>
+          </w:p>
+        </w:tc>
+        <w:tc>
+          <w:tcPr/>
+          <w:p>
+            <w:pPr>
+              <w:pStyle w:val="Compact"/>
+              <w:jc w:val="center"/>
+            </w:pPr>
+            <w:r>
+              <w:t xml:space="preserve">2</w:t>
+            </w:r>
+          </w:p>
+        </w:tc>
+        <w:tc>
+          <w:tcPr/>
+          <w:p>
+            <w:pPr>
+              <w:pStyle w:val="Compact"/>
+              <w:jc w:val="center"/>
+            </w:pPr>
+            <w:r>
+              <w:t xml:space="preserve">22959.407</w:t>
+            </w:r>
+          </w:p>
+        </w:tc>
+        <w:tc>
+          <w:tcPr/>
+          <w:p>
+            <w:pPr>
+              <w:pStyle w:val="Compact"/>
+              <w:jc w:val="center"/>
+            </w:pPr>
+            <w:r>
+              <w:t xml:space="preserve">17.105</w:t>
+            </w:r>
+          </w:p>
+        </w:tc>
+        <w:tc>
+          <w:tcPr/>
+          <w:p>
+            <w:pPr>
+              <w:pStyle w:val="Compact"/>
+              <w:jc w:val="center"/>
+            </w:pPr>
+            <w:r>
+              <w:t xml:space="preserve">&lt; .001</w:t>
+            </w:r>
+          </w:p>
+        </w:tc>
+      </w:tr>
+      <w:tr>
+        <w:tc>
+          <w:tcPr/>
+          <w:p>
+            <w:pPr>
+              <w:pStyle w:val="Compact"/>
+              <w:jc w:val="left"/>
+            </w:pPr>
+            <w:r>
+              <w:t xml:space="preserve">Residuals</w:t>
+            </w:r>
+          </w:p>
+        </w:tc>
+        <w:tc>
+          <w:tcPr/>
+          <w:p>
+            <w:pPr>
+              <w:pStyle w:val="Compact"/>
+              <w:jc w:val="center"/>
+            </w:pPr>
+            <w:r>
+              <w:t xml:space="preserve">3.705e+06</w:t>
+            </w:r>
+          </w:p>
+        </w:tc>
+        <w:tc>
+          <w:tcPr/>
+          <w:p>
+            <w:pPr>
+              <w:pStyle w:val="Compact"/>
+              <w:jc w:val="center"/>
+            </w:pPr>
+            <w:r>
+              <w:t xml:space="preserve">2760</w:t>
+            </w:r>
+          </w:p>
+        </w:tc>
+        <w:tc>
+          <w:tcPr/>
+          <w:p>
+            <w:pPr>
+              <w:pStyle w:val="Compact"/>
+              <w:jc w:val="center"/>
+            </w:pPr>
+            <w:r>
+              <w:t xml:space="preserve">1342.226</w:t>
+            </w:r>
+          </w:p>
+        </w:tc>
+        <w:tc>
+          <w:tcPr/>
+          <w:p>
+            <w:pPr>
+              <w:pStyle w:val="Compact"/>
+            </w:pPr>
+          </w:p>
+        </w:tc>
+        <w:tc>
+          <w:tcPr/>
+          <w:p>
+            <w:pPr>
+              <w:pStyle w:val="Compact"/>
+            </w:pPr>
+          </w:p>
+        </w:tc>
+      </w:tr>
+    </w:tbl>
     <w:p>
       <w:pPr>
-        <w:pStyle w:val="FirstParagraph"/>
+        <w:pStyle w:val="BodyText"/>
       </w:pPr>
       <w:r>
         <w:t xml:space="preserve">With</w:t>

--- a/pr-preview/pr-95/basic-statistical-methods-handout-tracked-changes.docx
+++ b/pr-preview/pr-95/basic-statistical-methods-handout-tracked-changes.docx
@@ -16,7 +16,7 @@
       </w:pPr>
       <w:del w:id="1" w:author="PR Preview" w:date="2026-01-01T00:00:00Z">
         <w:r>
-          <w:delText xml:space="preserve">Last modified: 2026-10-09 13:41:56 (PDT)</w:delText>
+          <w:delText xml:space="preserve">Last modified: 2026-10-16 00:14:28 (PDT)</w:delText>
         </w:r>
       </w:del>
     </w:p>
@@ -26,7 +26,7 @@
       </w:pPr>
       <w:ins w:id="2" w:author="PR Preview" w:date="2026-01-01T00:00:00Z">
         <w:r>
-          <w:t xml:space="preserve">Last modified: 2026-10-09 16:39:05 (PDT)</w:t>
+          <w:t xml:space="preserve">Last modified: 2026-10-16 00:09:51 (PDT)</w:t>
         </w:r>
       </w:ins>
     </w:p>
@@ -3892,7 +3892,7 @@
     </w:p>
     <w:bookmarkEnd w:id="24"/>
     <w:bookmarkEnd w:id="25"/>
-    <w:bookmarkStart w:id="61" w:name="sec-two-group-continuous"/>
+    <w:bookmarkStart w:id="62" w:name="sec-two-group-continuous"/>
     <w:p>
       <w:pPr>
         <w:pStyle w:val="Heading2"/>
@@ -7562,7 +7562,7 @@
     </w:p>
     <w:bookmarkEnd w:id="40"/>
     <w:bookmarkEnd w:id="41"/>
-    <w:bookmarkStart w:id="56" w:name="sec-two-sample-t-test"/>
+    <w:bookmarkStart w:id="57" w:name="sec-two-sample-t-test"/>
     <w:p>
       <w:pPr>
         <w:pStyle w:val="Heading3"/>
@@ -10985,7 +10985,53 @@
       </w:r>
     </w:p>
     <w:bookmarkEnd w:id="51"/>
-    <w:bookmarkStart w:id="52" w:name="def-pooled-t-test"/>
+    <w:bookmarkStart w:id="52" w:name="rem-pooled-variance-estimates"/>
+    <w:p>
+      <w:pPr>
+        <w:pStyle w:val="BodyText"/>
+      </w:pPr>
+      <w:r>
+        <w:rPr>
+          <w:i/>
+          <w:iCs/>
+        </w:rPr>
+        <w:t xml:space="preserve">Remark 3</w:t>
+      </w:r>
+      <w:r>
+        <w:t xml:space="preserve"> (What the pooled variance estimates). </w:t>
+      </w:r>
+      <w:r>
+        <w:t xml:space="preserve">When the two populations share one variance</w:t>
+      </w:r>
+      <w:r>
+        <w:t xml:space="preserve"> </w:t>
+      </w:r>
+      <m:oMath>
+        <m:sSup>
+          <m:e>
+            <m:r>
+              <m:t>σ</m:t>
+            </m:r>
+          </m:e>
+          <m:sup>
+            <m:r>
+              <m:t>2</m:t>
+            </m:r>
+          </m:sup>
+        </m:sSup>
+      </m:oMath>
+      <w:r>
+        <w:t xml:space="preserve">,</w:t>
+      </w:r>
+      <w:r>
+        <w:t xml:space="preserve"> </w:t>
+      </w:r>
+      <w:r>
+        <w:t xml:space="preserve">the pooled variance estimates it.</w:t>
+      </w:r>
+    </w:p>
+    <w:bookmarkEnd w:id="52"/>
+    <w:bookmarkStart w:id="53" w:name="def-pooled-t-test"/>
     <w:p>
       <w:pPr>
         <w:pStyle w:val="BodyText"/>
@@ -11480,8 +11526,8 @@
         <w:t xml:space="preserve">distribution.</w:t>
       </w:r>
     </w:p>
-    <w:bookmarkEnd w:id="52"/>
-    <w:bookmarkStart w:id="53" w:name="thm-pooled-t-null"/>
+    <w:bookmarkEnd w:id="53"/>
+    <w:bookmarkStart w:id="54" w:name="thm-pooled-t-null"/>
     <w:p>
       <w:pPr>
         <w:pStyle w:val="BodyText"/>
@@ -11640,8 +11686,8 @@
         <w:t xml:space="preserve">.</w:t>
       </w:r>
     </w:p>
-    <w:bookmarkEnd w:id="53"/>
-    <w:bookmarkStart w:id="54" w:name="rem-pooled-t-equal-variances"/>
+    <w:bookmarkEnd w:id="54"/>
+    <w:bookmarkStart w:id="55" w:name="rem-pooled-t-equal-variances"/>
     <w:p>
       <w:pPr>
         <w:pStyle w:val="BodyText"/>
@@ -11651,7 +11697,7 @@
           <w:i/>
           <w:iCs/>
         </w:rPr>
-        <w:t xml:space="preserve">Remark 3</w:t>
+        <w:t xml:space="preserve">Remark 4</w:t>
       </w:r>
       <w:r>
         <w:t xml:space="preserve"> (The equal-variance assumption). </w:t>
@@ -11694,8 +11740,8 @@
         <w:t xml:space="preserve">so these notes use Welch’s test by default.</w:t>
       </w:r>
     </w:p>
-    <w:bookmarkEnd w:id="54"/>
-    <w:bookmarkStart w:id="55" w:name="exm-hers-pooled-ttest"/>
+    <w:bookmarkEnd w:id="55"/>
+    <w:bookmarkStart w:id="56" w:name="exm-hers-pooled-ttest"/>
     <w:p>
       <w:pPr>
         <w:pStyle w:val="BodyText"/>
@@ -11898,9 +11944,63 @@
         <w:t xml:space="preserve">#&gt;   111.854   112.449</w:t>
       </w:r>
     </w:p>
-    <w:bookmarkEnd w:id="55"/>
     <w:bookmarkEnd w:id="56"/>
-    <w:bookmarkStart w:id="60" w:name="sec-CI-diff-means"/>
+    <w:p>
+      <w:pPr>
+        <w:pStyle w:val="Compact"/>
+        <w:numPr>
+          <w:ilvl w:val="0"/>
+          <w:numId w:val="1003"/>
+        </w:numPr>
+      </w:pPr>
+      <w:r>
+        <w:t xml:space="preserve">Hogg et al. (2019, sec. 8.2, pp. 369–377)</w:t>
+      </w:r>
+      <w:r>
+        <w:t xml:space="preserve"> </w:t>
+      </w:r>
+      <w:r>
+        <w:t xml:space="preserve">covers tests of the equality of two means.</w:t>
+      </w:r>
+    </w:p>
+    <w:p>
+      <w:pPr>
+        <w:pStyle w:val="Compact"/>
+        <w:numPr>
+          <w:ilvl w:val="0"/>
+          <w:numId w:val="1003"/>
+        </w:numPr>
+      </w:pPr>
+      <w:r>
+        <w:t xml:space="preserve">Rice (2007, sec. 11.2.1, pp. 421–432)</w:t>
+      </w:r>
+      <w:r>
+        <w:t xml:space="preserve"> </w:t>
+      </w:r>
+      <w:r>
+        <w:t xml:space="preserve">covers normal-theory methods for two independent samples.</w:t>
+      </w:r>
+    </w:p>
+    <w:p>
+      <w:pPr>
+        <w:pStyle w:val="Compact"/>
+        <w:numPr>
+          <w:ilvl w:val="0"/>
+          <w:numId w:val="1003"/>
+        </w:numPr>
+      </w:pPr>
+      <w:r>
+        <w:t xml:space="preserve">Rice (2007, sec. 11.3.1, pp. 446–447)</w:t>
+      </w:r>
+      <w:r>
+        <w:t xml:space="preserve"> </w:t>
+      </w:r>
+      <w:r>
+        <w:t xml:space="preserve">covers normal-theory methods for paired samples.</w:t>
+      </w:r>
+    </w:p>
+    <w:bookmarkEnd w:id="57"/>
+    <w:bookmarkStart w:id="61" w:name="sec-CI-diff-means"/>
     <w:p>
       <w:pPr>
         <w:pStyle w:val="Heading3"/>
@@ -11909,7 +12009,7 @@
         <w:t xml:space="preserve">4.5 Confidence intervals for the difference in means</w:t>
       </w:r>
     </w:p>
-    <w:bookmarkStart w:id="58" w:name="def-ci-diff-means"/>
+    <w:bookmarkStart w:id="59" w:name="def-ci-diff-means"/>
     <w:p>
       <w:pPr>
         <w:pStyle w:val="FirstParagraph"/>
@@ -12424,7 +12524,7 @@
       <w:r>
         <w:t xml:space="preserve"> </w:t>
       </w:r>
-      <w:hyperlink r:id="rId57">
+      <w:hyperlink r:id="rId58">
         <w:r>
           <w:rPr>
             <w:rStyle w:val="Hyperlink"/>
@@ -12436,8 +12536,8 @@
         <w:t xml:space="preserve">.</w:t>
       </w:r>
     </w:p>
-    <w:bookmarkEnd w:id="58"/>
-    <w:bookmarkStart w:id="59" w:name="exm-hers-diff-means-ci"/>
+    <w:bookmarkEnd w:id="59"/>
+    <w:bookmarkStart w:id="60" w:name="exm-hers-diff-means-ci"/>
     <w:p>
       <w:pPr>
         <w:pStyle w:val="BodyText"/>
@@ -12754,10 +12854,24 @@
         <w:t xml:space="preserve">It contains 0, consistent with the large p-value there.</w:t>
       </w:r>
     </w:p>
-    <w:bookmarkEnd w:id="59"/>
     <w:bookmarkEnd w:id="60"/>
+    <w:p>
+      <w:pPr>
+        <w:pStyle w:val="BodyText"/>
+      </w:pPr>
+      <w:r>
+        <w:t xml:space="preserve">Hogg et al. (2019, sec. 7.2, pp. 314–322)</w:t>
+      </w:r>
+      <w:r>
+        <w:t xml:space="preserve"> </w:t>
+      </w:r>
+      <w:r>
+        <w:t xml:space="preserve">covers confidence intervals for the difference of two means.</w:t>
+      </w:r>
+    </w:p>
     <w:bookmarkEnd w:id="61"/>
-    <w:bookmarkStart w:id="75" w:name="sec-anova"/>
+    <w:bookmarkEnd w:id="62"/>
+    <w:bookmarkStart w:id="76" w:name="sec-anova"/>
     <w:p>
       <w:pPr>
         <w:pStyle w:val="Heading2"/>
@@ -12766,7 +12880,7 @@
         <w:t xml:space="preserve">5 One-way analysis of variance</w:t>
       </w:r>
     </w:p>
-    <w:bookmarkStart w:id="62" w:name="def-ss-between"/>
+    <w:bookmarkStart w:id="63" w:name="def-ss-between"/>
     <w:p>
       <w:pPr>
         <w:pStyle w:val="FirstParagraph"/>
@@ -13254,8 +13368,8 @@
         </m:oMath>
       </m:oMathPara>
     </w:p>
-    <w:bookmarkEnd w:id="62"/>
-    <w:bookmarkStart w:id="63" w:name="exm-ss-between"/>
+    <w:bookmarkEnd w:id="63"/>
+    <w:bookmarkStart w:id="64" w:name="exm-ss-between"/>
     <w:p>
       <w:pPr>
         <w:pStyle w:val="FirstParagraph"/>
@@ -13701,8 +13815,8 @@
         </m:oMath>
       </m:oMathPara>
     </w:p>
-    <w:bookmarkEnd w:id="63"/>
-    <w:bookmarkStart w:id="64" w:name="def-ss-within"/>
+    <w:bookmarkEnd w:id="64"/>
+    <w:bookmarkStart w:id="65" w:name="def-ss-within"/>
     <w:p>
       <w:pPr>
         <w:pStyle w:val="FirstParagraph"/>
@@ -13942,8 +14056,8 @@
         </m:oMath>
       </m:oMathPara>
     </w:p>
-    <w:bookmarkEnd w:id="64"/>
-    <w:bookmarkStart w:id="65" w:name="exm-ss-within"/>
+    <w:bookmarkEnd w:id="65"/>
+    <w:bookmarkStart w:id="66" w:name="exm-ss-within"/>
     <w:p>
       <w:pPr>
         <w:pStyle w:val="FirstParagraph"/>
@@ -14357,8 +14471,8 @@
         </m:oMath>
       </m:oMathPara>
     </w:p>
-    <w:bookmarkEnd w:id="65"/>
-    <w:bookmarkStart w:id="66" w:name="def-mean-squares"/>
+    <w:bookmarkEnd w:id="66"/>
+    <w:bookmarkStart w:id="67" w:name="def-mean-squares"/>
     <w:p>
       <w:pPr>
         <w:pStyle w:val="FirstParagraph"/>
@@ -14595,9 +14709,80 @@
       <w:r>
         <w:t xml:space="preserve">.</w:t>
       </w:r>
+      <w:r>
+        <w:t xml:space="preserve"> </w:t>
+      </w:r>
+      <w:r>
+        <w:t xml:space="preserve">When the</w:t>
+      </w:r>
+      <w:r>
+        <w:t xml:space="preserve"> </w:t>
+      </w:r>
+      <m:oMath>
+        <m:r>
+          <m:t>k</m:t>
+        </m:r>
+      </m:oMath>
+      <w:r>
+        <w:t xml:space="preserve"> </w:t>
+      </w:r>
+      <w:r>
+        <w:t xml:space="preserve">groups share one variance</w:t>
+      </w:r>
+      <w:r>
+        <w:t xml:space="preserve"> </w:t>
+      </w:r>
+      <m:oMath>
+        <m:sSup>
+          <m:e>
+            <m:r>
+              <m:t>σ</m:t>
+            </m:r>
+          </m:e>
+          <m:sup>
+            <m:r>
+              <m:t>2</m:t>
+            </m:r>
+          </m:sup>
+        </m:sSup>
+      </m:oMath>
+      <w:r>
+        <w:t xml:space="preserve">,</w:t>
+      </w:r>
+      <w:r>
+        <w:t xml:space="preserve"> </w:t>
+      </w:r>
+      <m:oMath>
+        <m:sSub>
+          <m:e>
+            <m:r>
+              <m:rPr>
+                <m:nor/>
+                <m:sty m:val="p"/>
+              </m:rPr>
+              <m:t>MS</m:t>
+            </m:r>
+          </m:e>
+          <m:sub>
+            <m:r>
+              <m:rPr>
+                <m:nor/>
+                <m:sty m:val="p"/>
+              </m:rPr>
+              <m:t>within</m:t>
+            </m:r>
+          </m:sub>
+        </m:sSub>
+      </m:oMath>
+      <w:r>
+        <w:t xml:space="preserve"> </w:t>
+      </w:r>
+      <w:r>
+        <w:t xml:space="preserve">estimates it.</w:t>
+      </w:r>
     </w:p>
-    <w:bookmarkEnd w:id="66"/>
-    <w:bookmarkStart w:id="67" w:name="exm-mean-squares"/>
+    <w:bookmarkEnd w:id="67"/>
+    <w:bookmarkStart w:id="68" w:name="exm-mean-squares"/>
     <w:p>
       <w:pPr>
         <w:pStyle w:val="BodyText"/>
@@ -14829,8 +15014,8 @@
         </m:oMath>
       </m:oMathPara>
     </w:p>
-    <w:bookmarkEnd w:id="67"/>
-    <w:bookmarkStart w:id="69" w:name="def-one-way-anova"/>
+    <w:bookmarkEnd w:id="68"/>
+    <w:bookmarkStart w:id="70" w:name="def-one-way-anova"/>
     <w:p>
       <w:pPr>
         <w:pStyle w:val="FirstParagraph"/>
@@ -15292,7 +15477,7 @@
       <w:r>
         <w:t xml:space="preserve">distribution (</w:t>
       </w:r>
-      <w:hyperlink r:id="rId68">
+      <w:hyperlink r:id="rId69">
         <w:r>
           <w:rPr>
             <w:rStyle w:val="Hyperlink"/>
@@ -15304,8 +15489,8 @@
         <w:t xml:space="preserve">).</w:t>
       </w:r>
     </w:p>
-    <w:bookmarkEnd w:id="69"/>
-    <w:bookmarkStart w:id="70" w:name="rem-f-statistic-size"/>
+    <w:bookmarkEnd w:id="70"/>
+    <w:bookmarkStart w:id="71" w:name="rem-f-statistic-size"/>
     <w:p>
       <w:pPr>
         <w:pStyle w:val="BodyText"/>
@@ -15315,7 +15500,7 @@
           <w:i/>
           <w:iCs/>
         </w:rPr>
-        <w:t xml:space="preserve">Remark 4</w:t>
+        <w:t xml:space="preserve">Remark 5</w:t>
       </w:r>
       <w:r>
         <w:t xml:space="preserve"> (Interpreting the F statistic). </w:t>
@@ -15424,8 +15609,8 @@
         </m:oMath>
       </m:oMathPara>
     </w:p>
-    <w:bookmarkEnd w:id="70"/>
-    <w:bookmarkStart w:id="71" w:name="thm-anova-null"/>
+    <w:bookmarkEnd w:id="71"/>
+    <w:bookmarkStart w:id="72" w:name="thm-anova-null"/>
     <w:p>
       <w:pPr>
         <w:pStyle w:val="FirstParagraph"/>
@@ -15733,8 +15918,8 @@
         <w:t xml:space="preserve">.</w:t>
       </w:r>
     </w:p>
-    <w:bookmarkEnd w:id="71"/>
-    <w:bookmarkStart w:id="72" w:name="exm-hers-anova"/>
+    <w:bookmarkEnd w:id="72"/>
+    <w:bookmarkStart w:id="73" w:name="exm-hers-anova"/>
     <w:p>
       <w:pPr>
         <w:pStyle w:val="BodyText"/>
@@ -17242,8 +17427,8 @@
         <w:t xml:space="preserve">mean fasting glucose differs among the three race/ethnicity groups.</w:t>
       </w:r>
     </w:p>
-    <w:bookmarkEnd w:id="72"/>
-    <w:bookmarkStart w:id="73" w:name="rem-hers-anova-variances"/>
+    <w:bookmarkEnd w:id="73"/>
+    <w:bookmarkStart w:id="74" w:name="rem-hers-anova-variances"/>
     <w:p>
       <w:pPr>
         <w:pStyle w:val="BodyText"/>
@@ -17253,7 +17438,7 @@
           <w:i/>
           <w:iCs/>
         </w:rPr>
-        <w:t xml:space="preserve">Remark 5</w:t>
+        <w:t xml:space="preserve">Remark 6</w:t>
       </w:r>
       <w:r>
         <w:t xml:space="preserve"> (Unequal variances in the HERS glucose groups). </w:t>
@@ -17410,7 +17595,7 @@
         <w:t xml:space="preserve">#&gt; F = 12.49, num df = 2.0, denom df = 185.7, p-value = 8.17e-06</w:t>
       </w:r>
     </w:p>
-    <w:bookmarkEnd w:id="73"/>
+    <w:bookmarkEnd w:id="74"/>
     <w:p>
       <w:pPr>
         <w:pStyle w:val="FirstParagraph"/>
@@ -17442,7 +17627,7 @@
       <w:r>
         <w:t xml:space="preserve">(</w:t>
       </w:r>
-      <w:hyperlink r:id="rId74">
+      <w:hyperlink r:id="rId75">
         <w:r>
           <w:rPr>
             <w:rStyle w:val="Hyperlink"/>
@@ -18199,8 +18384,62 @@
         <w:t xml:space="preserve">#&gt;  0.180281  0.180281</w:t>
       </w:r>
     </w:p>
-    <w:bookmarkEnd w:id="75"/>
-    <w:bookmarkStart w:id="82" w:name="references"/>
+    <w:p>
+      <w:pPr>
+        <w:pStyle w:val="Compact"/>
+        <w:numPr>
+          <w:ilvl w:val="0"/>
+          <w:numId w:val="1004"/>
+        </w:numPr>
+      </w:pPr>
+      <w:r>
+        <w:t xml:space="preserve">Hogg et al. (2019, sec. 9.3, pp. 446–455)</w:t>
+      </w:r>
+      <w:r>
+        <w:t xml:space="preserve"> </w:t>
+      </w:r>
+      <w:r>
+        <w:t xml:space="preserve">covers one-factor analysis of variance.</w:t>
+      </w:r>
+    </w:p>
+    <w:p>
+      <w:pPr>
+        <w:pStyle w:val="Compact"/>
+        <w:numPr>
+          <w:ilvl w:val="0"/>
+          <w:numId w:val="1004"/>
+        </w:numPr>
+      </w:pPr>
+      <w:r>
+        <w:t xml:space="preserve">Casella and Berger (2002, sec. 11.2, pp. 522–538)</w:t>
+      </w:r>
+      <w:r>
+        <w:t xml:space="preserve"> </w:t>
+      </w:r>
+      <w:r>
+        <w:t xml:space="preserve">covers oneway analysis of variance.</w:t>
+      </w:r>
+    </w:p>
+    <w:p>
+      <w:pPr>
+        <w:pStyle w:val="Compact"/>
+        <w:numPr>
+          <w:ilvl w:val="0"/>
+          <w:numId w:val="1004"/>
+        </w:numPr>
+      </w:pPr>
+      <w:r>
+        <w:t xml:space="preserve">Rice (2007, sec. 12.2, pp. 477–488)</w:t>
+      </w:r>
+      <w:r>
+        <w:t xml:space="preserve"> </w:t>
+      </w:r>
+      <w:r>
+        <w:t xml:space="preserve">covers the one-way layout.</w:t>
+      </w:r>
+    </w:p>
+    <w:bookmarkEnd w:id="76"/>
+    <w:bookmarkStart w:id="86" w:name="references"/>
     <w:p>
       <w:pPr>
         <w:pStyle w:val="Heading2"/>
@@ -18209,14 +18448,14 @@
         <w:t xml:space="preserve">References</w:t>
       </w:r>
     </w:p>
-    <w:bookmarkStart w:id="81" w:name="refs"/>
-    <w:bookmarkStart w:id="76" w:name="ref-hoggtanis2015"/>
+    <w:bookmarkStart w:id="85" w:name="refs"/>
+    <w:bookmarkStart w:id="78" w:name="ref-CaseBerg01"/>
     <w:p>
       <w:pPr>
         <w:pStyle w:val="Bibliography"/>
       </w:pPr>
       <w:r>
-        <w:t xml:space="preserve">Hogg, Robert V., Elliot A. Tanis, and Dale L. Zimmerman. 2019.</w:t>
+        <w:t xml:space="preserve">Casella, George, and Roger Berger. 2002.</w:t>
       </w:r>
       <w:r>
         <w:t xml:space="preserve"> </w:t>
@@ -18226,26 +18465,34 @@
           <w:i/>
           <w:iCs/>
         </w:rPr>
-        <w:t xml:space="preserve">Probability and Statistical Inference</w:t>
-      </w:r>
-      <w:r>
-        <w:t xml:space="preserve">. Tenth edition. Pearson.</w:t>
+        <w:t xml:space="preserve">Statistical Inference</w:t>
+      </w:r>
+      <w:r>
+        <w:t xml:space="preserve">. 2nd ed. Cengage Learning.</w:t>
+      </w:r>
+      <w:r>
+        <w:t xml:space="preserve"> </w:t>
+      </w:r>
+      <w:hyperlink r:id="rId77">
+        <w:r>
+          <w:rPr>
+            <w:rStyle w:val="Hyperlink"/>
+          </w:rPr>
+          <w:t xml:space="preserve">https://www.cengage.com/c/statistical-inference-2e-casella-berger/9780534243128/</w:t>
+        </w:r>
+      </w:hyperlink>
+      <w:r>
+        <w:t xml:space="preserve">.</w:t>
       </w:r>
     </w:p>
-    <w:bookmarkEnd w:id="76"/>
-    <w:bookmarkStart w:id="78" w:name="ref-HulleyStephen1998RToE"/>
+    <w:bookmarkEnd w:id="78"/>
+    <w:bookmarkStart w:id="79" w:name="ref-hoggtanis2015"/>
     <w:p>
       <w:pPr>
         <w:pStyle w:val="Bibliography"/>
       </w:pPr>
       <w:r>
-        <w:t xml:space="preserve">Hulley, Stephen, Deborah Grady, Trudy Bush, et al. 1998.</w:t>
-      </w:r>
-      <w:r>
-        <w:t xml:space="preserve"> </w:t>
-      </w:r>
-      <w:r>
-        <w:t xml:space="preserve">“Randomized Trial of Estrogen Plus Progestin for Secondary Prevention of Coronary Heart Disease in Postmenopausal Women.”</w:t>
+        <w:t xml:space="preserve">Hogg, Robert V., Elliot A. Tanis, and Dale L. Zimmerman. 2019.</w:t>
       </w:r>
       <w:r>
         <w:t xml:space="preserve"> </w:t>
@@ -18255,6 +18502,35 @@
           <w:i/>
           <w:iCs/>
         </w:rPr>
+        <w:t xml:space="preserve">Probability and Statistical Inference</w:t>
+      </w:r>
+      <w:r>
+        <w:t xml:space="preserve">. Tenth edition. Pearson.</w:t>
+      </w:r>
+    </w:p>
+    <w:bookmarkEnd w:id="79"/>
+    <w:bookmarkStart w:id="81" w:name="ref-HulleyStephen1998RToE"/>
+    <w:p>
+      <w:pPr>
+        <w:pStyle w:val="Bibliography"/>
+      </w:pPr>
+      <w:r>
+        <w:t xml:space="preserve">Hulley, Stephen, Deborah Grady, Trudy Bush, et al. 1998.</w:t>
+      </w:r>
+      <w:r>
+        <w:t xml:space="preserve"> </w:t>
+      </w:r>
+      <w:r>
+        <w:t xml:space="preserve">“Randomized Trial of Estrogen Plus Progestin for Secondary Prevention of Coronary Heart Disease in Postmenopausal Women.”</w:t>
+      </w:r>
+      <w:r>
+        <w:t xml:space="preserve"> </w:t>
+      </w:r>
+      <w:r>
+        <w:rPr>
+          <w:i/>
+          <w:iCs/>
+        </w:rPr>
         <w:t xml:space="preserve">JAMA : The Journal of the American Medical Association</w:t>
       </w:r>
       <w:r>
@@ -18266,7 +18542,7 @@
       <w:r>
         <w:t xml:space="preserve"> </w:t>
       </w:r>
-      <w:hyperlink r:id="rId77">
+      <w:hyperlink r:id="rId80">
         <w:r>
           <w:rPr>
             <w:rStyle w:val="Hyperlink"/>
@@ -18278,14 +18554,14 @@
         <w:t xml:space="preserve">.</w:t>
       </w:r>
     </w:p>
-    <w:bookmarkEnd w:id="78"/>
-    <w:bookmarkStart w:id="80" w:name="ref-vittinghoff2e"/>
+    <w:bookmarkEnd w:id="81"/>
+    <w:bookmarkStart w:id="82" w:name="ref-rice2007mathematical"/>
     <w:p>
       <w:pPr>
         <w:pStyle w:val="Bibliography"/>
       </w:pPr>
       <w:r>
-        <w:t xml:space="preserve">Vittinghoff, Eric, David V Glidden, Stephen C Shiboski, and Charles E McCulloch. 2012.</w:t>
+        <w:t xml:space="preserve">Rice, John A. 2007.</w:t>
       </w:r>
       <w:r>
         <w:t xml:space="preserve"> </w:t>
@@ -18295,6 +18571,29 @@
           <w:i/>
           <w:iCs/>
         </w:rPr>
+        <w:t xml:space="preserve">Mathematical Statistics and Data Analysis</w:t>
+      </w:r>
+      <w:r>
+        <w:t xml:space="preserve">. 3rd ed. Cengage Learning.</w:t>
+      </w:r>
+    </w:p>
+    <w:bookmarkEnd w:id="82"/>
+    <w:bookmarkStart w:id="84" w:name="ref-vittinghoff2e"/>
+    <w:p>
+      <w:pPr>
+        <w:pStyle w:val="Bibliography"/>
+      </w:pPr>
+      <w:r>
+        <w:t xml:space="preserve">Vittinghoff, Eric, David V Glidden, Stephen C Shiboski, and Charles E McCulloch. 2012.</w:t>
+      </w:r>
+      <w:r>
+        <w:t xml:space="preserve"> </w:t>
+      </w:r>
+      <w:r>
+        <w:rPr>
+          <w:i/>
+          <w:iCs/>
+        </w:rPr>
         <w:t xml:space="preserve">Regression Methods in Biostatistics: Linear, Logistic, Survival, and Repeated Measures Models</w:t>
       </w:r>
       <w:r>
@@ -18303,7 +18602,7 @@
       <w:r>
         <w:t xml:space="preserve"> </w:t>
       </w:r>
-      <w:hyperlink r:id="rId79">
+      <w:hyperlink r:id="rId83">
         <w:r>
           <w:rPr>
             <w:rStyle w:val="Hyperlink"/>
@@ -18315,9 +18614,9 @@
         <w:t xml:space="preserve">.</w:t>
       </w:r>
     </w:p>
-    <w:bookmarkEnd w:id="80"/>
-    <w:bookmarkEnd w:id="81"/>
-    <w:bookmarkEnd w:id="82"/>
+    <w:bookmarkEnd w:id="84"/>
+    <w:bookmarkEnd w:id="85"/>
+    <w:bookmarkEnd w:id="86"/>
     <w:sectPr>
       <w:footnotePr>
         <w:numRestart w:val="eachSect"/>
@@ -18538,6 +18837,12 @@
     <w:abstractNumId w:val="991"/>
   </w:num>
   <w:num w:numId="1002">
+    <w:abstractNumId w:val="991"/>
+  </w:num>
+  <w:num w:numId="1003">
+    <w:abstractNumId w:val="991"/>
+  </w:num>
+  <w:num w:numId="1004">
     <w:abstractNumId w:val="991"/>
   </w:num>
 </w:numbering>
